--- a/Data/mansucript/Supplement.docx
+++ b/Data/mansucript/Supplement.docx
@@ -63,15 +63,16 @@
     <w:tbl>
       <w:tblPr>
         <w:tblStyle w:val="TableGrid"/>
-        <w:tblW w:w="8531" w:type="dxa"/>
+        <w:tblW w:w="10075" w:type="dxa"/>
         <w:tblLayout w:type="fixed"/>
         <w:tblLook w:val="0000" w:firstRow="0" w:lastRow="0" w:firstColumn="0" w:lastColumn="0" w:noHBand="0" w:noVBand="0"/>
       </w:tblPr>
       <w:tblGrid>
-        <w:gridCol w:w="1400"/>
-        <w:gridCol w:w="1925"/>
-        <w:gridCol w:w="3150"/>
-        <w:gridCol w:w="2056"/>
+        <w:gridCol w:w="1102"/>
+        <w:gridCol w:w="1593"/>
+        <w:gridCol w:w="2430"/>
+        <w:gridCol w:w="2970"/>
+        <w:gridCol w:w="1980"/>
       </w:tblGrid>
       <w:tr>
         <w:trPr>
@@ -79,7 +80,7 @@
         </w:trPr>
         <w:tc>
           <w:tcPr>
-            <w:tcW w:w="1400" w:type="dxa"/>
+            <w:tcW w:w="1102" w:type="dxa"/>
           </w:tcPr>
           <w:p>
             <w:pPr>
@@ -113,7 +114,7 @@
         </w:tc>
         <w:tc>
           <w:tcPr>
-            <w:tcW w:w="1925" w:type="dxa"/>
+            <w:tcW w:w="1593" w:type="dxa"/>
           </w:tcPr>
           <w:p>
             <w:pPr>
@@ -147,7 +148,7 @@
         </w:tc>
         <w:tc>
           <w:tcPr>
-            <w:tcW w:w="3150" w:type="dxa"/>
+            <w:tcW w:w="2430" w:type="dxa"/>
           </w:tcPr>
           <w:p>
             <w:pPr>
@@ -175,13 +176,137 @@
                 <w:sz w:val="21"/>
                 <w:szCs w:val="21"/>
               </w:rPr>
+              <w:t xml:space="preserve">Lacking health insurance </w:t>
+            </w:r>
+          </w:p>
+          <w:p>
+            <w:pPr>
+              <w:autoSpaceDE w:val="0"/>
+              <w:autoSpaceDN w:val="0"/>
+              <w:adjustRightInd w:val="0"/>
+              <w:jc w:val="center"/>
+              <w:rPr>
+                <w:rFonts w:ascii="Calibri" w:hAnsi="Calibri" w:cs="Calibri"/>
+                <w:b/>
+                <w:bCs/>
+                <w:color w:val="000000"/>
+                <w:kern w:val="0"/>
+                <w:sz w:val="21"/>
+                <w:szCs w:val="21"/>
+              </w:rPr>
+            </w:pPr>
+            <w:r>
+              <w:rPr>
+                <w:rFonts w:ascii="Calibri" w:hAnsi="Calibri" w:cs="Calibri"/>
+                <w:b/>
+                <w:bCs/>
+                <w:color w:val="000000"/>
+                <w:kern w:val="0"/>
+                <w:sz w:val="21"/>
+                <w:szCs w:val="21"/>
+              </w:rPr>
+              <w:t>m</w:t>
+            </w:r>
+            <w:r>
+              <w:rPr>
+                <w:rFonts w:ascii="Calibri" w:hAnsi="Calibri" w:cs="Calibri"/>
+                <w:b/>
+                <w:bCs/>
+                <w:color w:val="000000"/>
+                <w:kern w:val="0"/>
+                <w:sz w:val="21"/>
+                <w:szCs w:val="21"/>
+              </w:rPr>
+              <w:t xml:space="preserve">argin of </w:t>
+            </w:r>
+            <w:r>
+              <w:rPr>
+                <w:rFonts w:ascii="Calibri" w:hAnsi="Calibri" w:cs="Calibri"/>
+                <w:b/>
+                <w:bCs/>
+                <w:color w:val="000000"/>
+                <w:kern w:val="0"/>
+                <w:sz w:val="21"/>
+                <w:szCs w:val="21"/>
+              </w:rPr>
+              <w:t>e</w:t>
+            </w:r>
+            <w:r>
+              <w:rPr>
+                <w:rFonts w:ascii="Calibri" w:hAnsi="Calibri" w:cs="Calibri"/>
+                <w:b/>
+                <w:bCs/>
+                <w:color w:val="000000"/>
+                <w:kern w:val="0"/>
+                <w:sz w:val="21"/>
+                <w:szCs w:val="21"/>
+              </w:rPr>
+              <w:t>rror</w:t>
+            </w:r>
+            <w:r>
+              <w:rPr>
+                <w:rFonts w:ascii="Calibri" w:hAnsi="Calibri" w:cs="Calibri"/>
+                <w:b/>
+                <w:bCs/>
+                <w:color w:val="000000"/>
+                <w:kern w:val="0"/>
+                <w:sz w:val="21"/>
+                <w:szCs w:val="21"/>
+                <w:vertAlign w:val="superscript"/>
+              </w:rPr>
+              <w:t>1</w:t>
+            </w:r>
+            <w:r>
+              <w:rPr>
+                <w:rFonts w:ascii="Calibri" w:hAnsi="Calibri" w:cs="Calibri"/>
+                <w:b/>
+                <w:bCs/>
+                <w:color w:val="000000"/>
+                <w:kern w:val="0"/>
+                <w:sz w:val="21"/>
+                <w:szCs w:val="21"/>
+              </w:rPr>
+              <w:t xml:space="preserve"> </w:t>
+            </w:r>
+          </w:p>
+        </w:tc>
+        <w:tc>
+          <w:tcPr>
+            <w:tcW w:w="2970" w:type="dxa"/>
+          </w:tcPr>
+          <w:p>
+            <w:pPr>
+              <w:autoSpaceDE w:val="0"/>
+              <w:autoSpaceDN w:val="0"/>
+              <w:adjustRightInd w:val="0"/>
+              <w:jc w:val="center"/>
+              <w:rPr>
+                <w:rFonts w:ascii="Calibri" w:hAnsi="Calibri" w:cs="Calibri"/>
+                <w:b/>
+                <w:bCs/>
+                <w:color w:val="000000"/>
+                <w:kern w:val="0"/>
+                <w:sz w:val="21"/>
+                <w:szCs w:val="21"/>
+              </w:rPr>
+            </w:pPr>
+            <w:r>
+              <w:rPr>
+                <w:rFonts w:ascii="Calibri" w:hAnsi="Calibri" w:cs="Calibri"/>
+                <w:b/>
+                <w:bCs/>
+                <w:color w:val="000000"/>
+                <w:kern w:val="0"/>
+                <w:sz w:val="21"/>
+                <w:szCs w:val="21"/>
+              </w:rPr>
               <w:t>Standard deviation of tract health insurance within district</w:t>
             </w:r>
           </w:p>
         </w:tc>
         <w:tc>
           <w:tcPr>
-            <w:tcW w:w="2056" w:type="dxa"/>
+            <w:tcW w:w="1980" w:type="dxa"/>
           </w:tcPr>
           <w:p>
             <w:pPr>
@@ -220,7 +345,7 @@
         </w:trPr>
         <w:tc>
           <w:tcPr>
-            <w:tcW w:w="1400" w:type="dxa"/>
+            <w:tcW w:w="1102" w:type="dxa"/>
           </w:tcPr>
           <w:p>
             <w:pPr>
@@ -250,7 +375,7 @@
         </w:tc>
         <w:tc>
           <w:tcPr>
-            <w:tcW w:w="1925" w:type="dxa"/>
+            <w:tcW w:w="1593" w:type="dxa"/>
           </w:tcPr>
           <w:p>
             <w:pPr>
@@ -280,7 +405,7 @@
         </w:tc>
         <w:tc>
           <w:tcPr>
-            <w:tcW w:w="3150" w:type="dxa"/>
+            <w:tcW w:w="2430" w:type="dxa"/>
             <w:vAlign w:val="bottom"/>
           </w:tcPr>
           <w:p>
@@ -292,6 +417,64 @@
               <w:rPr>
                 <w:rFonts w:ascii="Calibri" w:hAnsi="Calibri" w:cs="Calibri"/>
                 <w:color w:val="000000"/>
+                <w:sz w:val="21"/>
+                <w:szCs w:val="21"/>
+              </w:rPr>
+            </w:pPr>
+            <w:r>
+              <w:rPr>
+                <w:rFonts w:ascii="Calibri" w:hAnsi="Calibri" w:cs="Calibri"/>
+                <w:color w:val="000000"/>
+                <w:kern w:val="0"/>
+                <w:sz w:val="21"/>
+                <w:szCs w:val="21"/>
+              </w:rPr>
+              <w:t>-/+</w:t>
+            </w:r>
+            <w:r>
+              <w:rPr>
+                <w:rFonts w:ascii="Calibri" w:hAnsi="Calibri" w:cs="Calibri"/>
+                <w:color w:val="000000"/>
+                <w:kern w:val="0"/>
+                <w:sz w:val="21"/>
+                <w:szCs w:val="21"/>
+              </w:rPr>
+              <w:t xml:space="preserve"> </w:t>
+            </w:r>
+            <w:r>
+              <w:rPr>
+                <w:rFonts w:ascii="Calibri" w:hAnsi="Calibri" w:cs="Calibri"/>
+                <w:color w:val="000000"/>
+                <w:sz w:val="22"/>
+                <w:szCs w:val="22"/>
+              </w:rPr>
+              <w:t>0.2</w:t>
+            </w:r>
+            <w:r>
+              <w:rPr>
+                <w:rFonts w:ascii="Calibri" w:hAnsi="Calibri" w:cs="Calibri"/>
+                <w:color w:val="000000"/>
+                <w:sz w:val="22"/>
+                <w:szCs w:val="22"/>
+              </w:rPr>
+              <w:t>%</w:t>
+            </w:r>
+          </w:p>
+        </w:tc>
+        <w:tc>
+          <w:tcPr>
+            <w:tcW w:w="2970" w:type="dxa"/>
+            <w:vAlign w:val="bottom"/>
+          </w:tcPr>
+          <w:p>
+            <w:pPr>
+              <w:autoSpaceDE w:val="0"/>
+              <w:autoSpaceDN w:val="0"/>
+              <w:adjustRightInd w:val="0"/>
+              <w:jc w:val="center"/>
+              <w:rPr>
+                <w:rFonts w:ascii="Calibri" w:hAnsi="Calibri" w:cs="Calibri"/>
+                <w:color w:val="000000"/>
                 <w:kern w:val="0"/>
                 <w:sz w:val="21"/>
                 <w:szCs w:val="21"/>
@@ -310,7 +493,7 @@
         </w:tc>
         <w:tc>
           <w:tcPr>
-            <w:tcW w:w="2056" w:type="dxa"/>
+            <w:tcW w:w="1980" w:type="dxa"/>
             <w:vMerge w:val="restart"/>
             <w:vAlign w:val="center"/>
           </w:tcPr>
@@ -347,7 +530,7 @@
         </w:trPr>
         <w:tc>
           <w:tcPr>
-            <w:tcW w:w="1400" w:type="dxa"/>
+            <w:tcW w:w="1102" w:type="dxa"/>
           </w:tcPr>
           <w:p>
             <w:pPr>
@@ -377,7 +560,7 @@
         </w:tc>
         <w:tc>
           <w:tcPr>
-            <w:tcW w:w="1925" w:type="dxa"/>
+            <w:tcW w:w="1593" w:type="dxa"/>
           </w:tcPr>
           <w:p>
             <w:pPr>
@@ -407,7 +590,7 @@
         </w:tc>
         <w:tc>
           <w:tcPr>
-            <w:tcW w:w="3150" w:type="dxa"/>
+            <w:tcW w:w="2430" w:type="dxa"/>
             <w:vAlign w:val="bottom"/>
           </w:tcPr>
           <w:p>
@@ -419,6 +602,54 @@
               <w:rPr>
                 <w:rFonts w:ascii="Calibri" w:hAnsi="Calibri" w:cs="Calibri"/>
                 <w:color w:val="000000"/>
+                <w:sz w:val="21"/>
+                <w:szCs w:val="21"/>
+              </w:rPr>
+            </w:pPr>
+            <w:r>
+              <w:rPr>
+                <w:rFonts w:ascii="Calibri" w:hAnsi="Calibri" w:cs="Calibri"/>
+                <w:color w:val="000000"/>
+                <w:kern w:val="0"/>
+                <w:sz w:val="21"/>
+                <w:szCs w:val="21"/>
+              </w:rPr>
+              <w:t>-/+</w:t>
+            </w:r>
+            <w:r>
+              <w:rPr>
+                <w:rFonts w:ascii="Calibri" w:hAnsi="Calibri" w:cs="Calibri"/>
+                <w:color w:val="000000"/>
+                <w:sz w:val="22"/>
+                <w:szCs w:val="22"/>
+              </w:rPr>
+              <w:t>0.1</w:t>
+            </w:r>
+            <w:r>
+              <w:rPr>
+                <w:rFonts w:ascii="Calibri" w:hAnsi="Calibri" w:cs="Calibri"/>
+                <w:color w:val="000000"/>
+                <w:sz w:val="22"/>
+                <w:szCs w:val="22"/>
+              </w:rPr>
+              <w:t>%</w:t>
+            </w:r>
+          </w:p>
+        </w:tc>
+        <w:tc>
+          <w:tcPr>
+            <w:tcW w:w="2970" w:type="dxa"/>
+            <w:vAlign w:val="bottom"/>
+          </w:tcPr>
+          <w:p>
+            <w:pPr>
+              <w:autoSpaceDE w:val="0"/>
+              <w:autoSpaceDN w:val="0"/>
+              <w:adjustRightInd w:val="0"/>
+              <w:jc w:val="center"/>
+              <w:rPr>
+                <w:rFonts w:ascii="Calibri" w:hAnsi="Calibri" w:cs="Calibri"/>
+                <w:color w:val="000000"/>
                 <w:kern w:val="0"/>
                 <w:sz w:val="21"/>
                 <w:szCs w:val="21"/>
@@ -437,7 +668,7 @@
         </w:tc>
         <w:tc>
           <w:tcPr>
-            <w:tcW w:w="2056" w:type="dxa"/>
+            <w:tcW w:w="1980" w:type="dxa"/>
             <w:vMerge/>
           </w:tcPr>
           <w:p>
@@ -463,7 +694,7 @@
         </w:trPr>
         <w:tc>
           <w:tcPr>
-            <w:tcW w:w="1400" w:type="dxa"/>
+            <w:tcW w:w="1102" w:type="dxa"/>
           </w:tcPr>
           <w:p>
             <w:pPr>
@@ -493,7 +724,7 @@
         </w:tc>
         <w:tc>
           <w:tcPr>
-            <w:tcW w:w="1925" w:type="dxa"/>
+            <w:tcW w:w="1593" w:type="dxa"/>
           </w:tcPr>
           <w:p>
             <w:pPr>
@@ -523,7 +754,7 @@
         </w:tc>
         <w:tc>
           <w:tcPr>
-            <w:tcW w:w="3150" w:type="dxa"/>
+            <w:tcW w:w="2430" w:type="dxa"/>
             <w:vAlign w:val="bottom"/>
           </w:tcPr>
           <w:p>
@@ -535,6 +766,54 @@
               <w:rPr>
                 <w:rFonts w:ascii="Calibri" w:hAnsi="Calibri" w:cs="Calibri"/>
                 <w:color w:val="000000"/>
+                <w:sz w:val="21"/>
+                <w:szCs w:val="21"/>
+              </w:rPr>
+            </w:pPr>
+            <w:r>
+              <w:rPr>
+                <w:rFonts w:ascii="Calibri" w:hAnsi="Calibri" w:cs="Calibri"/>
+                <w:color w:val="000000"/>
+                <w:kern w:val="0"/>
+                <w:sz w:val="21"/>
+                <w:szCs w:val="21"/>
+              </w:rPr>
+              <w:t>-/+</w:t>
+            </w:r>
+            <w:r>
+              <w:rPr>
+                <w:rFonts w:ascii="Calibri" w:hAnsi="Calibri" w:cs="Calibri"/>
+                <w:color w:val="000000"/>
+                <w:sz w:val="22"/>
+                <w:szCs w:val="22"/>
+              </w:rPr>
+              <w:t>0.2</w:t>
+            </w:r>
+            <w:r>
+              <w:rPr>
+                <w:rFonts w:ascii="Calibri" w:hAnsi="Calibri" w:cs="Calibri"/>
+                <w:color w:val="000000"/>
+                <w:sz w:val="22"/>
+                <w:szCs w:val="22"/>
+              </w:rPr>
+              <w:t>%</w:t>
+            </w:r>
+          </w:p>
+        </w:tc>
+        <w:tc>
+          <w:tcPr>
+            <w:tcW w:w="2970" w:type="dxa"/>
+            <w:vAlign w:val="bottom"/>
+          </w:tcPr>
+          <w:p>
+            <w:pPr>
+              <w:autoSpaceDE w:val="0"/>
+              <w:autoSpaceDN w:val="0"/>
+              <w:adjustRightInd w:val="0"/>
+              <w:jc w:val="center"/>
+              <w:rPr>
+                <w:rFonts w:ascii="Calibri" w:hAnsi="Calibri" w:cs="Calibri"/>
+                <w:color w:val="000000"/>
                 <w:kern w:val="0"/>
                 <w:sz w:val="21"/>
                 <w:szCs w:val="21"/>
@@ -553,7 +832,7 @@
         </w:tc>
         <w:tc>
           <w:tcPr>
-            <w:tcW w:w="2056" w:type="dxa"/>
+            <w:tcW w:w="1980" w:type="dxa"/>
             <w:vMerge/>
           </w:tcPr>
           <w:p>
@@ -579,7 +858,7 @@
         </w:trPr>
         <w:tc>
           <w:tcPr>
-            <w:tcW w:w="1400" w:type="dxa"/>
+            <w:tcW w:w="1102" w:type="dxa"/>
           </w:tcPr>
           <w:p>
             <w:pPr>
@@ -609,7 +888,7 @@
         </w:tc>
         <w:tc>
           <w:tcPr>
-            <w:tcW w:w="1925" w:type="dxa"/>
+            <w:tcW w:w="1593" w:type="dxa"/>
           </w:tcPr>
           <w:p>
             <w:pPr>
@@ -639,7 +918,7 @@
         </w:tc>
         <w:tc>
           <w:tcPr>
-            <w:tcW w:w="3150" w:type="dxa"/>
+            <w:tcW w:w="2430" w:type="dxa"/>
             <w:vAlign w:val="bottom"/>
           </w:tcPr>
           <w:p>
@@ -651,6 +930,54 @@
               <w:rPr>
                 <w:rFonts w:ascii="Calibri" w:hAnsi="Calibri" w:cs="Calibri"/>
                 <w:color w:val="000000"/>
+                <w:sz w:val="21"/>
+                <w:szCs w:val="21"/>
+              </w:rPr>
+            </w:pPr>
+            <w:r>
+              <w:rPr>
+                <w:rFonts w:ascii="Calibri" w:hAnsi="Calibri" w:cs="Calibri"/>
+                <w:color w:val="000000"/>
+                <w:kern w:val="0"/>
+                <w:sz w:val="21"/>
+                <w:szCs w:val="21"/>
+              </w:rPr>
+              <w:t>-/+</w:t>
+            </w:r>
+            <w:r>
+              <w:rPr>
+                <w:rFonts w:ascii="Calibri" w:hAnsi="Calibri" w:cs="Calibri"/>
+                <w:color w:val="000000"/>
+                <w:sz w:val="22"/>
+                <w:szCs w:val="22"/>
+              </w:rPr>
+              <w:t>0.2</w:t>
+            </w:r>
+            <w:r>
+              <w:rPr>
+                <w:rFonts w:ascii="Calibri" w:hAnsi="Calibri" w:cs="Calibri"/>
+                <w:color w:val="000000"/>
+                <w:sz w:val="22"/>
+                <w:szCs w:val="22"/>
+              </w:rPr>
+              <w:t>%</w:t>
+            </w:r>
+          </w:p>
+        </w:tc>
+        <w:tc>
+          <w:tcPr>
+            <w:tcW w:w="2970" w:type="dxa"/>
+            <w:vAlign w:val="bottom"/>
+          </w:tcPr>
+          <w:p>
+            <w:pPr>
+              <w:autoSpaceDE w:val="0"/>
+              <w:autoSpaceDN w:val="0"/>
+              <w:adjustRightInd w:val="0"/>
+              <w:jc w:val="center"/>
+              <w:rPr>
+                <w:rFonts w:ascii="Calibri" w:hAnsi="Calibri" w:cs="Calibri"/>
+                <w:color w:val="000000"/>
                 <w:kern w:val="0"/>
                 <w:sz w:val="21"/>
                 <w:szCs w:val="21"/>
@@ -669,7 +996,7 @@
         </w:tc>
         <w:tc>
           <w:tcPr>
-            <w:tcW w:w="2056" w:type="dxa"/>
+            <w:tcW w:w="1980" w:type="dxa"/>
             <w:vMerge/>
           </w:tcPr>
           <w:p>
@@ -695,7 +1022,7 @@
         </w:trPr>
         <w:tc>
           <w:tcPr>
-            <w:tcW w:w="1400" w:type="dxa"/>
+            <w:tcW w:w="1102" w:type="dxa"/>
           </w:tcPr>
           <w:p>
             <w:pPr>
@@ -725,7 +1052,7 @@
         </w:tc>
         <w:tc>
           <w:tcPr>
-            <w:tcW w:w="1925" w:type="dxa"/>
+            <w:tcW w:w="1593" w:type="dxa"/>
           </w:tcPr>
           <w:p>
             <w:pPr>
@@ -755,7 +1082,7 @@
         </w:tc>
         <w:tc>
           <w:tcPr>
-            <w:tcW w:w="3150" w:type="dxa"/>
+            <w:tcW w:w="2430" w:type="dxa"/>
             <w:vAlign w:val="bottom"/>
           </w:tcPr>
           <w:p>
@@ -767,6 +1094,54 @@
               <w:rPr>
                 <w:rFonts w:ascii="Calibri" w:hAnsi="Calibri" w:cs="Calibri"/>
                 <w:color w:val="000000"/>
+                <w:sz w:val="21"/>
+                <w:szCs w:val="21"/>
+              </w:rPr>
+            </w:pPr>
+            <w:r>
+              <w:rPr>
+                <w:rFonts w:ascii="Calibri" w:hAnsi="Calibri" w:cs="Calibri"/>
+                <w:color w:val="000000"/>
+                <w:kern w:val="0"/>
+                <w:sz w:val="21"/>
+                <w:szCs w:val="21"/>
+              </w:rPr>
+              <w:t>-/+</w:t>
+            </w:r>
+            <w:r>
+              <w:rPr>
+                <w:rFonts w:ascii="Calibri" w:hAnsi="Calibri" w:cs="Calibri"/>
+                <w:color w:val="000000"/>
+                <w:sz w:val="22"/>
+                <w:szCs w:val="22"/>
+              </w:rPr>
+              <w:t>0.2</w:t>
+            </w:r>
+            <w:r>
+              <w:rPr>
+                <w:rFonts w:ascii="Calibri" w:hAnsi="Calibri" w:cs="Calibri"/>
+                <w:color w:val="000000"/>
+                <w:sz w:val="22"/>
+                <w:szCs w:val="22"/>
+              </w:rPr>
+              <w:t>%</w:t>
+            </w:r>
+          </w:p>
+        </w:tc>
+        <w:tc>
+          <w:tcPr>
+            <w:tcW w:w="2970" w:type="dxa"/>
+            <w:vAlign w:val="bottom"/>
+          </w:tcPr>
+          <w:p>
+            <w:pPr>
+              <w:autoSpaceDE w:val="0"/>
+              <w:autoSpaceDN w:val="0"/>
+              <w:adjustRightInd w:val="0"/>
+              <w:jc w:val="center"/>
+              <w:rPr>
+                <w:rFonts w:ascii="Calibri" w:hAnsi="Calibri" w:cs="Calibri"/>
+                <w:color w:val="000000"/>
                 <w:kern w:val="0"/>
                 <w:sz w:val="21"/>
                 <w:szCs w:val="21"/>
@@ -785,7 +1160,7 @@
         </w:tc>
         <w:tc>
           <w:tcPr>
-            <w:tcW w:w="2056" w:type="dxa"/>
+            <w:tcW w:w="1980" w:type="dxa"/>
             <w:vMerge/>
           </w:tcPr>
           <w:p>
@@ -811,7 +1186,7 @@
         </w:trPr>
         <w:tc>
           <w:tcPr>
-            <w:tcW w:w="1400" w:type="dxa"/>
+            <w:tcW w:w="1102" w:type="dxa"/>
           </w:tcPr>
           <w:p>
             <w:pPr>
@@ -841,7 +1216,7 @@
         </w:tc>
         <w:tc>
           <w:tcPr>
-            <w:tcW w:w="1925" w:type="dxa"/>
+            <w:tcW w:w="1593" w:type="dxa"/>
           </w:tcPr>
           <w:p>
             <w:pPr>
@@ -871,7 +1246,7 @@
         </w:tc>
         <w:tc>
           <w:tcPr>
-            <w:tcW w:w="3150" w:type="dxa"/>
+            <w:tcW w:w="2430" w:type="dxa"/>
             <w:vAlign w:val="bottom"/>
           </w:tcPr>
           <w:p>
@@ -883,6 +1258,54 @@
               <w:rPr>
                 <w:rFonts w:ascii="Calibri" w:hAnsi="Calibri" w:cs="Calibri"/>
                 <w:color w:val="000000"/>
+                <w:sz w:val="21"/>
+                <w:szCs w:val="21"/>
+              </w:rPr>
+            </w:pPr>
+            <w:r>
+              <w:rPr>
+                <w:rFonts w:ascii="Calibri" w:hAnsi="Calibri" w:cs="Calibri"/>
+                <w:color w:val="000000"/>
+                <w:kern w:val="0"/>
+                <w:sz w:val="21"/>
+                <w:szCs w:val="21"/>
+              </w:rPr>
+              <w:t>-/+</w:t>
+            </w:r>
+            <w:r>
+              <w:rPr>
+                <w:rFonts w:ascii="Calibri" w:hAnsi="Calibri" w:cs="Calibri"/>
+                <w:color w:val="000000"/>
+                <w:sz w:val="22"/>
+                <w:szCs w:val="22"/>
+              </w:rPr>
+              <w:t>0.2</w:t>
+            </w:r>
+            <w:r>
+              <w:rPr>
+                <w:rFonts w:ascii="Calibri" w:hAnsi="Calibri" w:cs="Calibri"/>
+                <w:color w:val="000000"/>
+                <w:sz w:val="22"/>
+                <w:szCs w:val="22"/>
+              </w:rPr>
+              <w:t>%</w:t>
+            </w:r>
+          </w:p>
+        </w:tc>
+        <w:tc>
+          <w:tcPr>
+            <w:tcW w:w="2970" w:type="dxa"/>
+            <w:vAlign w:val="bottom"/>
+          </w:tcPr>
+          <w:p>
+            <w:pPr>
+              <w:autoSpaceDE w:val="0"/>
+              <w:autoSpaceDN w:val="0"/>
+              <w:adjustRightInd w:val="0"/>
+              <w:jc w:val="center"/>
+              <w:rPr>
+                <w:rFonts w:ascii="Calibri" w:hAnsi="Calibri" w:cs="Calibri"/>
+                <w:color w:val="000000"/>
                 <w:kern w:val="0"/>
                 <w:sz w:val="21"/>
                 <w:szCs w:val="21"/>
@@ -901,7 +1324,7 @@
         </w:tc>
         <w:tc>
           <w:tcPr>
-            <w:tcW w:w="2056" w:type="dxa"/>
+            <w:tcW w:w="1980" w:type="dxa"/>
             <w:vMerge/>
           </w:tcPr>
           <w:p>
@@ -927,7 +1350,7 @@
         </w:trPr>
         <w:tc>
           <w:tcPr>
-            <w:tcW w:w="1400" w:type="dxa"/>
+            <w:tcW w:w="1102" w:type="dxa"/>
           </w:tcPr>
           <w:p>
             <w:pPr>
@@ -957,7 +1380,7 @@
         </w:tc>
         <w:tc>
           <w:tcPr>
-            <w:tcW w:w="1925" w:type="dxa"/>
+            <w:tcW w:w="1593" w:type="dxa"/>
           </w:tcPr>
           <w:p>
             <w:pPr>
@@ -987,7 +1410,7 @@
         </w:tc>
         <w:tc>
           <w:tcPr>
-            <w:tcW w:w="3150" w:type="dxa"/>
+            <w:tcW w:w="2430" w:type="dxa"/>
             <w:vAlign w:val="bottom"/>
           </w:tcPr>
           <w:p>
@@ -999,6 +1422,54 @@
               <w:rPr>
                 <w:rFonts w:ascii="Calibri" w:hAnsi="Calibri" w:cs="Calibri"/>
                 <w:color w:val="000000"/>
+                <w:sz w:val="21"/>
+                <w:szCs w:val="21"/>
+              </w:rPr>
+            </w:pPr>
+            <w:r>
+              <w:rPr>
+                <w:rFonts w:ascii="Calibri" w:hAnsi="Calibri" w:cs="Calibri"/>
+                <w:color w:val="000000"/>
+                <w:kern w:val="0"/>
+                <w:sz w:val="21"/>
+                <w:szCs w:val="21"/>
+              </w:rPr>
+              <w:t>-/+</w:t>
+            </w:r>
+            <w:r>
+              <w:rPr>
+                <w:rFonts w:ascii="Calibri" w:hAnsi="Calibri" w:cs="Calibri"/>
+                <w:color w:val="000000"/>
+                <w:sz w:val="22"/>
+                <w:szCs w:val="22"/>
+              </w:rPr>
+              <w:t>0.2</w:t>
+            </w:r>
+            <w:r>
+              <w:rPr>
+                <w:rFonts w:ascii="Calibri" w:hAnsi="Calibri" w:cs="Calibri"/>
+                <w:color w:val="000000"/>
+                <w:sz w:val="22"/>
+                <w:szCs w:val="22"/>
+              </w:rPr>
+              <w:t>%</w:t>
+            </w:r>
+          </w:p>
+        </w:tc>
+        <w:tc>
+          <w:tcPr>
+            <w:tcW w:w="2970" w:type="dxa"/>
+            <w:vAlign w:val="bottom"/>
+          </w:tcPr>
+          <w:p>
+            <w:pPr>
+              <w:autoSpaceDE w:val="0"/>
+              <w:autoSpaceDN w:val="0"/>
+              <w:adjustRightInd w:val="0"/>
+              <w:jc w:val="center"/>
+              <w:rPr>
+                <w:rFonts w:ascii="Calibri" w:hAnsi="Calibri" w:cs="Calibri"/>
+                <w:color w:val="000000"/>
                 <w:kern w:val="0"/>
                 <w:sz w:val="21"/>
                 <w:szCs w:val="21"/>
@@ -1017,7 +1488,7 @@
         </w:tc>
         <w:tc>
           <w:tcPr>
-            <w:tcW w:w="2056" w:type="dxa"/>
+            <w:tcW w:w="1980" w:type="dxa"/>
             <w:vMerge/>
           </w:tcPr>
           <w:p>
@@ -1043,7 +1514,7 @@
         </w:trPr>
         <w:tc>
           <w:tcPr>
-            <w:tcW w:w="1400" w:type="dxa"/>
+            <w:tcW w:w="1102" w:type="dxa"/>
           </w:tcPr>
           <w:p>
             <w:pPr>
@@ -1073,7 +1544,7 @@
         </w:tc>
         <w:tc>
           <w:tcPr>
-            <w:tcW w:w="1925" w:type="dxa"/>
+            <w:tcW w:w="1593" w:type="dxa"/>
           </w:tcPr>
           <w:p>
             <w:pPr>
@@ -1103,7 +1574,7 @@
         </w:tc>
         <w:tc>
           <w:tcPr>
-            <w:tcW w:w="3150" w:type="dxa"/>
+            <w:tcW w:w="2430" w:type="dxa"/>
             <w:vAlign w:val="bottom"/>
           </w:tcPr>
           <w:p>
@@ -1115,6 +1586,54 @@
               <w:rPr>
                 <w:rFonts w:ascii="Calibri" w:hAnsi="Calibri" w:cs="Calibri"/>
                 <w:color w:val="000000"/>
+                <w:sz w:val="21"/>
+                <w:szCs w:val="21"/>
+              </w:rPr>
+            </w:pPr>
+            <w:r>
+              <w:rPr>
+                <w:rFonts w:ascii="Calibri" w:hAnsi="Calibri" w:cs="Calibri"/>
+                <w:color w:val="000000"/>
+                <w:kern w:val="0"/>
+                <w:sz w:val="21"/>
+                <w:szCs w:val="21"/>
+              </w:rPr>
+              <w:t>-/+</w:t>
+            </w:r>
+            <w:r>
+              <w:rPr>
+                <w:rFonts w:ascii="Calibri" w:hAnsi="Calibri" w:cs="Calibri"/>
+                <w:color w:val="000000"/>
+                <w:sz w:val="22"/>
+                <w:szCs w:val="22"/>
+              </w:rPr>
+              <w:t>0.1</w:t>
+            </w:r>
+            <w:r>
+              <w:rPr>
+                <w:rFonts w:ascii="Calibri" w:hAnsi="Calibri" w:cs="Calibri"/>
+                <w:color w:val="000000"/>
+                <w:sz w:val="22"/>
+                <w:szCs w:val="22"/>
+              </w:rPr>
+              <w:t>%</w:t>
+            </w:r>
+          </w:p>
+        </w:tc>
+        <w:tc>
+          <w:tcPr>
+            <w:tcW w:w="2970" w:type="dxa"/>
+            <w:vAlign w:val="bottom"/>
+          </w:tcPr>
+          <w:p>
+            <w:pPr>
+              <w:autoSpaceDE w:val="0"/>
+              <w:autoSpaceDN w:val="0"/>
+              <w:adjustRightInd w:val="0"/>
+              <w:jc w:val="center"/>
+              <w:rPr>
+                <w:rFonts w:ascii="Calibri" w:hAnsi="Calibri" w:cs="Calibri"/>
+                <w:color w:val="000000"/>
                 <w:kern w:val="0"/>
                 <w:sz w:val="21"/>
                 <w:szCs w:val="21"/>
@@ -1133,7 +1652,7 @@
         </w:tc>
         <w:tc>
           <w:tcPr>
-            <w:tcW w:w="2056" w:type="dxa"/>
+            <w:tcW w:w="1980" w:type="dxa"/>
             <w:vMerge/>
           </w:tcPr>
           <w:p>
@@ -1159,7 +1678,7 @@
         </w:trPr>
         <w:tc>
           <w:tcPr>
-            <w:tcW w:w="1400" w:type="dxa"/>
+            <w:tcW w:w="1102" w:type="dxa"/>
           </w:tcPr>
           <w:p>
             <w:pPr>
@@ -1189,7 +1708,7 @@
         </w:tc>
         <w:tc>
           <w:tcPr>
-            <w:tcW w:w="1925" w:type="dxa"/>
+            <w:tcW w:w="1593" w:type="dxa"/>
           </w:tcPr>
           <w:p>
             <w:pPr>
@@ -1219,7 +1738,7 @@
         </w:tc>
         <w:tc>
           <w:tcPr>
-            <w:tcW w:w="3150" w:type="dxa"/>
+            <w:tcW w:w="2430" w:type="dxa"/>
             <w:vAlign w:val="bottom"/>
           </w:tcPr>
           <w:p>
@@ -1231,6 +1750,54 @@
               <w:rPr>
                 <w:rFonts w:ascii="Calibri" w:hAnsi="Calibri" w:cs="Calibri"/>
                 <w:color w:val="000000"/>
+                <w:sz w:val="21"/>
+                <w:szCs w:val="21"/>
+              </w:rPr>
+            </w:pPr>
+            <w:r>
+              <w:rPr>
+                <w:rFonts w:ascii="Calibri" w:hAnsi="Calibri" w:cs="Calibri"/>
+                <w:color w:val="000000"/>
+                <w:kern w:val="0"/>
+                <w:sz w:val="21"/>
+                <w:szCs w:val="21"/>
+              </w:rPr>
+              <w:t>-/+</w:t>
+            </w:r>
+            <w:r>
+              <w:rPr>
+                <w:rFonts w:ascii="Calibri" w:hAnsi="Calibri" w:cs="Calibri"/>
+                <w:color w:val="000000"/>
+                <w:sz w:val="22"/>
+                <w:szCs w:val="22"/>
+              </w:rPr>
+              <w:t>0.2</w:t>
+            </w:r>
+            <w:r>
+              <w:rPr>
+                <w:rFonts w:ascii="Calibri" w:hAnsi="Calibri" w:cs="Calibri"/>
+                <w:color w:val="000000"/>
+                <w:sz w:val="22"/>
+                <w:szCs w:val="22"/>
+              </w:rPr>
+              <w:t>%</w:t>
+            </w:r>
+          </w:p>
+        </w:tc>
+        <w:tc>
+          <w:tcPr>
+            <w:tcW w:w="2970" w:type="dxa"/>
+            <w:vAlign w:val="bottom"/>
+          </w:tcPr>
+          <w:p>
+            <w:pPr>
+              <w:autoSpaceDE w:val="0"/>
+              <w:autoSpaceDN w:val="0"/>
+              <w:adjustRightInd w:val="0"/>
+              <w:jc w:val="center"/>
+              <w:rPr>
+                <w:rFonts w:ascii="Calibri" w:hAnsi="Calibri" w:cs="Calibri"/>
+                <w:color w:val="000000"/>
                 <w:kern w:val="0"/>
                 <w:sz w:val="21"/>
                 <w:szCs w:val="21"/>
@@ -1249,7 +1816,7 @@
         </w:tc>
         <w:tc>
           <w:tcPr>
-            <w:tcW w:w="2056" w:type="dxa"/>
+            <w:tcW w:w="1980" w:type="dxa"/>
             <w:vMerge/>
           </w:tcPr>
           <w:p>
@@ -1275,7 +1842,7 @@
         </w:trPr>
         <w:tc>
           <w:tcPr>
-            <w:tcW w:w="1400" w:type="dxa"/>
+            <w:tcW w:w="1102" w:type="dxa"/>
           </w:tcPr>
           <w:p>
             <w:pPr>
@@ -1305,7 +1872,7 @@
         </w:tc>
         <w:tc>
           <w:tcPr>
-            <w:tcW w:w="1925" w:type="dxa"/>
+            <w:tcW w:w="1593" w:type="dxa"/>
           </w:tcPr>
           <w:p>
             <w:pPr>
@@ -1335,7 +1902,7 @@
         </w:tc>
         <w:tc>
           <w:tcPr>
-            <w:tcW w:w="3150" w:type="dxa"/>
+            <w:tcW w:w="2430" w:type="dxa"/>
             <w:vAlign w:val="bottom"/>
           </w:tcPr>
           <w:p>
@@ -1347,6 +1914,54 @@
               <w:rPr>
                 <w:rFonts w:ascii="Calibri" w:hAnsi="Calibri" w:cs="Calibri"/>
                 <w:color w:val="000000"/>
+                <w:sz w:val="21"/>
+                <w:szCs w:val="21"/>
+              </w:rPr>
+            </w:pPr>
+            <w:r>
+              <w:rPr>
+                <w:rFonts w:ascii="Calibri" w:hAnsi="Calibri" w:cs="Calibri"/>
+                <w:color w:val="000000"/>
+                <w:kern w:val="0"/>
+                <w:sz w:val="21"/>
+                <w:szCs w:val="21"/>
+              </w:rPr>
+              <w:t>-/+</w:t>
+            </w:r>
+            <w:r>
+              <w:rPr>
+                <w:rFonts w:ascii="Calibri" w:hAnsi="Calibri" w:cs="Calibri"/>
+                <w:color w:val="000000"/>
+                <w:sz w:val="22"/>
+                <w:szCs w:val="22"/>
+              </w:rPr>
+              <w:t>0.2</w:t>
+            </w:r>
+            <w:r>
+              <w:rPr>
+                <w:rFonts w:ascii="Calibri" w:hAnsi="Calibri" w:cs="Calibri"/>
+                <w:color w:val="000000"/>
+                <w:sz w:val="22"/>
+                <w:szCs w:val="22"/>
+              </w:rPr>
+              <w:t>%</w:t>
+            </w:r>
+          </w:p>
+        </w:tc>
+        <w:tc>
+          <w:tcPr>
+            <w:tcW w:w="2970" w:type="dxa"/>
+            <w:vAlign w:val="bottom"/>
+          </w:tcPr>
+          <w:p>
+            <w:pPr>
+              <w:autoSpaceDE w:val="0"/>
+              <w:autoSpaceDN w:val="0"/>
+              <w:adjustRightInd w:val="0"/>
+              <w:jc w:val="center"/>
+              <w:rPr>
+                <w:rFonts w:ascii="Calibri" w:hAnsi="Calibri" w:cs="Calibri"/>
+                <w:color w:val="000000"/>
                 <w:kern w:val="0"/>
                 <w:sz w:val="21"/>
                 <w:szCs w:val="21"/>
@@ -1365,7 +1980,7 @@
         </w:tc>
         <w:tc>
           <w:tcPr>
-            <w:tcW w:w="2056" w:type="dxa"/>
+            <w:tcW w:w="1980" w:type="dxa"/>
             <w:vMerge/>
           </w:tcPr>
           <w:p>
@@ -1382,6 +1997,52 @@
                 <w:szCs w:val="21"/>
               </w:rPr>
             </w:pPr>
+          </w:p>
+        </w:tc>
+      </w:tr>
+      <w:tr>
+        <w:trPr>
+          <w:trHeight w:val="283"/>
+        </w:trPr>
+        <w:tc>
+          <w:tcPr>
+            <w:tcW w:w="10075" w:type="dxa"/>
+            <w:gridSpan w:val="5"/>
+          </w:tcPr>
+          <w:p>
+            <w:pPr>
+              <w:autoSpaceDE w:val="0"/>
+              <w:autoSpaceDN w:val="0"/>
+              <w:adjustRightInd w:val="0"/>
+              <w:rPr>
+                <w:rFonts w:ascii="Calibri" w:hAnsi="Calibri" w:cs="Calibri"/>
+                <w:color w:val="000000"/>
+                <w:kern w:val="0"/>
+                <w:sz w:val="21"/>
+                <w:szCs w:val="21"/>
+              </w:rPr>
+            </w:pPr>
+            <w:r>
+              <w:rPr>
+                <w:rFonts w:ascii="Calibri" w:hAnsi="Calibri" w:cs="Calibri"/>
+                <w:color w:val="000000"/>
+                <w:kern w:val="0"/>
+                <w:sz w:val="21"/>
+                <w:szCs w:val="21"/>
+                <w:vertAlign w:val="superscript"/>
+              </w:rPr>
+              <w:t xml:space="preserve">1 </w:t>
+            </w:r>
+            <w:r>
+              <w:rPr>
+                <w:rFonts w:ascii="Calibri" w:hAnsi="Calibri" w:cs="Calibri"/>
+                <w:color w:val="000000"/>
+                <w:kern w:val="0"/>
+                <w:sz w:val="21"/>
+                <w:szCs w:val="21"/>
+              </w:rPr>
+              <w:t xml:space="preserve">The margin of error is at the 90% confidence level, which is what is reported by the US Census. </w:t>
+            </w:r>
           </w:p>
         </w:tc>
       </w:tr>
@@ -1435,8 +2096,8 @@
       <w:tblGrid>
         <w:gridCol w:w="1255"/>
         <w:gridCol w:w="1530"/>
-        <w:gridCol w:w="3095"/>
-        <w:gridCol w:w="2845"/>
+        <w:gridCol w:w="2790"/>
+        <w:gridCol w:w="1890"/>
       </w:tblGrid>
       <w:tr>
         <w:trPr>
@@ -1512,7 +2173,7 @@
         </w:tc>
         <w:tc>
           <w:tcPr>
-            <w:tcW w:w="3095" w:type="dxa"/>
+            <w:tcW w:w="2790" w:type="dxa"/>
           </w:tcPr>
           <w:p>
             <w:pPr>
@@ -1546,7 +2207,7 @@
         </w:tc>
         <w:tc>
           <w:tcPr>
-            <w:tcW w:w="2845" w:type="dxa"/>
+            <w:tcW w:w="1890" w:type="dxa"/>
           </w:tcPr>
           <w:p>
             <w:pPr>
@@ -1645,7 +2306,7 @@
         </w:tc>
         <w:tc>
           <w:tcPr>
-            <w:tcW w:w="3095" w:type="dxa"/>
+            <w:tcW w:w="2790" w:type="dxa"/>
           </w:tcPr>
           <w:p>
             <w:pPr>
@@ -1675,7 +2336,7 @@
         </w:tc>
         <w:tc>
           <w:tcPr>
-            <w:tcW w:w="2845" w:type="dxa"/>
+            <w:tcW w:w="1890" w:type="dxa"/>
             <w:vMerge w:val="restart"/>
             <w:vAlign w:val="center"/>
           </w:tcPr>
@@ -1772,7 +2433,7 @@
         </w:tc>
         <w:tc>
           <w:tcPr>
-            <w:tcW w:w="3095" w:type="dxa"/>
+            <w:tcW w:w="2790" w:type="dxa"/>
           </w:tcPr>
           <w:p>
             <w:pPr>
@@ -1802,7 +2463,7 @@
         </w:tc>
         <w:tc>
           <w:tcPr>
-            <w:tcW w:w="2845" w:type="dxa"/>
+            <w:tcW w:w="1890" w:type="dxa"/>
             <w:vMerge/>
           </w:tcPr>
           <w:p>
@@ -1888,7 +2549,7 @@
         </w:tc>
         <w:tc>
           <w:tcPr>
-            <w:tcW w:w="3095" w:type="dxa"/>
+            <w:tcW w:w="2790" w:type="dxa"/>
           </w:tcPr>
           <w:p>
             <w:pPr>
@@ -1918,7 +2579,7 @@
         </w:tc>
         <w:tc>
           <w:tcPr>
-            <w:tcW w:w="2845" w:type="dxa"/>
+            <w:tcW w:w="1890" w:type="dxa"/>
             <w:vMerge/>
           </w:tcPr>
           <w:p>
@@ -2004,7 +2665,7 @@
         </w:tc>
         <w:tc>
           <w:tcPr>
-            <w:tcW w:w="3095" w:type="dxa"/>
+            <w:tcW w:w="2790" w:type="dxa"/>
           </w:tcPr>
           <w:p>
             <w:pPr>
@@ -2034,7 +2695,7 @@
         </w:tc>
         <w:tc>
           <w:tcPr>
-            <w:tcW w:w="2845" w:type="dxa"/>
+            <w:tcW w:w="1890" w:type="dxa"/>
             <w:vMerge/>
           </w:tcPr>
           <w:p>
@@ -2120,7 +2781,7 @@
         </w:tc>
         <w:tc>
           <w:tcPr>
-            <w:tcW w:w="3095" w:type="dxa"/>
+            <w:tcW w:w="2790" w:type="dxa"/>
           </w:tcPr>
           <w:p>
             <w:pPr>
@@ -2150,7 +2811,7 @@
         </w:tc>
         <w:tc>
           <w:tcPr>
-            <w:tcW w:w="2845" w:type="dxa"/>
+            <w:tcW w:w="1890" w:type="dxa"/>
             <w:vMerge/>
           </w:tcPr>
           <w:p>
@@ -2236,7 +2897,7 @@
         </w:tc>
         <w:tc>
           <w:tcPr>
-            <w:tcW w:w="3095" w:type="dxa"/>
+            <w:tcW w:w="2790" w:type="dxa"/>
           </w:tcPr>
           <w:p>
             <w:pPr>
@@ -2266,7 +2927,7 @@
         </w:tc>
         <w:tc>
           <w:tcPr>
-            <w:tcW w:w="2845" w:type="dxa"/>
+            <w:tcW w:w="1890" w:type="dxa"/>
             <w:vMerge/>
           </w:tcPr>
           <w:p>
@@ -2352,7 +3013,7 @@
         </w:tc>
         <w:tc>
           <w:tcPr>
-            <w:tcW w:w="3095" w:type="dxa"/>
+            <w:tcW w:w="2790" w:type="dxa"/>
           </w:tcPr>
           <w:p>
             <w:pPr>
@@ -2382,7 +3043,7 @@
         </w:tc>
         <w:tc>
           <w:tcPr>
-            <w:tcW w:w="2845" w:type="dxa"/>
+            <w:tcW w:w="1890" w:type="dxa"/>
             <w:vMerge/>
           </w:tcPr>
           <w:p>
@@ -2468,7 +3129,7 @@
         </w:tc>
         <w:tc>
           <w:tcPr>
-            <w:tcW w:w="3095" w:type="dxa"/>
+            <w:tcW w:w="2790" w:type="dxa"/>
           </w:tcPr>
           <w:p>
             <w:pPr>
@@ -2498,7 +3159,7 @@
         </w:tc>
         <w:tc>
           <w:tcPr>
-            <w:tcW w:w="2845" w:type="dxa"/>
+            <w:tcW w:w="1890" w:type="dxa"/>
             <w:vMerge/>
           </w:tcPr>
           <w:p>
@@ -2584,7 +3245,7 @@
         </w:tc>
         <w:tc>
           <w:tcPr>
-            <w:tcW w:w="3095" w:type="dxa"/>
+            <w:tcW w:w="2790" w:type="dxa"/>
           </w:tcPr>
           <w:p>
             <w:pPr>
@@ -2614,7 +3275,7 @@
         </w:tc>
         <w:tc>
           <w:tcPr>
-            <w:tcW w:w="2845" w:type="dxa"/>
+            <w:tcW w:w="1890" w:type="dxa"/>
             <w:vMerge/>
           </w:tcPr>
           <w:p>
@@ -2700,7 +3361,7 @@
         </w:tc>
         <w:tc>
           <w:tcPr>
-            <w:tcW w:w="3095" w:type="dxa"/>
+            <w:tcW w:w="2790" w:type="dxa"/>
           </w:tcPr>
           <w:p>
             <w:pPr>
@@ -2730,7 +3391,7 @@
         </w:tc>
         <w:tc>
           <w:tcPr>
-            <w:tcW w:w="2845" w:type="dxa"/>
+            <w:tcW w:w="1890" w:type="dxa"/>
             <w:vMerge/>
           </w:tcPr>
           <w:p>

--- a/Data/mansucript/Supplement.docx
+++ b/Data/mansucript/Supplement.docx
@@ -288,6 +288,7 @@
                 <w:kern w:val="0"/>
                 <w:sz w:val="21"/>
                 <w:szCs w:val="21"/>
+                <w:highlight w:val="yellow"/>
               </w:rPr>
             </w:pPr>
             <w:r>
@@ -299,6 +300,7 @@
                 <w:kern w:val="0"/>
                 <w:sz w:val="21"/>
                 <w:szCs w:val="21"/>
+                <w:highlight w:val="yellow"/>
               </w:rPr>
               <w:t>Standard deviation of tract health insurance within district</w:t>
             </w:r>
@@ -429,17 +431,7 @@
                 <w:sz w:val="21"/>
                 <w:szCs w:val="21"/>
               </w:rPr>
-              <w:t>-/+</w:t>
-            </w:r>
-            <w:r>
-              <w:rPr>
-                <w:rFonts w:ascii="Calibri" w:hAnsi="Calibri" w:cs="Calibri"/>
-                <w:color w:val="000000"/>
-                <w:kern w:val="0"/>
-                <w:sz w:val="21"/>
-                <w:szCs w:val="21"/>
-              </w:rPr>
-              <w:t xml:space="preserve"> </w:t>
+              <w:t xml:space="preserve">-/+ </w:t>
             </w:r>
             <w:r>
               <w:rPr>
@@ -478,14 +470,16 @@
                 <w:kern w:val="0"/>
                 <w:sz w:val="21"/>
                 <w:szCs w:val="21"/>
-              </w:rPr>
-            </w:pPr>
-            <w:r>
-              <w:rPr>
-                <w:rFonts w:ascii="Calibri" w:hAnsi="Calibri" w:cs="Calibri"/>
-                <w:color w:val="000000"/>
-                <w:sz w:val="21"/>
-                <w:szCs w:val="21"/>
+                <w:highlight w:val="yellow"/>
+              </w:rPr>
+            </w:pPr>
+            <w:r>
+              <w:rPr>
+                <w:rFonts w:ascii="Calibri" w:hAnsi="Calibri" w:cs="Calibri"/>
+                <w:color w:val="000000"/>
+                <w:sz w:val="21"/>
+                <w:szCs w:val="21"/>
+                <w:highlight w:val="yellow"/>
               </w:rPr>
               <w:t>5.7</w:t>
             </w:r>
@@ -653,14 +647,16 @@
                 <w:kern w:val="0"/>
                 <w:sz w:val="21"/>
                 <w:szCs w:val="21"/>
-              </w:rPr>
-            </w:pPr>
-            <w:r>
-              <w:rPr>
-                <w:rFonts w:ascii="Calibri" w:hAnsi="Calibri" w:cs="Calibri"/>
-                <w:color w:val="000000"/>
-                <w:sz w:val="21"/>
-                <w:szCs w:val="21"/>
+                <w:highlight w:val="yellow"/>
+              </w:rPr>
+            </w:pPr>
+            <w:r>
+              <w:rPr>
+                <w:rFonts w:ascii="Calibri" w:hAnsi="Calibri" w:cs="Calibri"/>
+                <w:color w:val="000000"/>
+                <w:sz w:val="21"/>
+                <w:szCs w:val="21"/>
+                <w:highlight w:val="yellow"/>
               </w:rPr>
               <w:t>3.7</w:t>
             </w:r>
@@ -817,14 +813,16 @@
                 <w:kern w:val="0"/>
                 <w:sz w:val="21"/>
                 <w:szCs w:val="21"/>
-              </w:rPr>
-            </w:pPr>
-            <w:r>
-              <w:rPr>
-                <w:rFonts w:ascii="Calibri" w:hAnsi="Calibri" w:cs="Calibri"/>
-                <w:color w:val="000000"/>
-                <w:sz w:val="21"/>
-                <w:szCs w:val="21"/>
+                <w:highlight w:val="yellow"/>
+              </w:rPr>
+            </w:pPr>
+            <w:r>
+              <w:rPr>
+                <w:rFonts w:ascii="Calibri" w:hAnsi="Calibri" w:cs="Calibri"/>
+                <w:color w:val="000000"/>
+                <w:sz w:val="21"/>
+                <w:szCs w:val="21"/>
+                <w:highlight w:val="yellow"/>
               </w:rPr>
               <w:t>4.3</w:t>
             </w:r>
@@ -981,14 +979,16 @@
                 <w:kern w:val="0"/>
                 <w:sz w:val="21"/>
                 <w:szCs w:val="21"/>
-              </w:rPr>
-            </w:pPr>
-            <w:r>
-              <w:rPr>
-                <w:rFonts w:ascii="Calibri" w:hAnsi="Calibri" w:cs="Calibri"/>
-                <w:color w:val="000000"/>
-                <w:sz w:val="21"/>
-                <w:szCs w:val="21"/>
+                <w:highlight w:val="yellow"/>
+              </w:rPr>
+            </w:pPr>
+            <w:r>
+              <w:rPr>
+                <w:rFonts w:ascii="Calibri" w:hAnsi="Calibri" w:cs="Calibri"/>
+                <w:color w:val="000000"/>
+                <w:sz w:val="21"/>
+                <w:szCs w:val="21"/>
+                <w:highlight w:val="yellow"/>
               </w:rPr>
               <w:t>2.7</w:t>
             </w:r>
@@ -1145,14 +1145,16 @@
                 <w:kern w:val="0"/>
                 <w:sz w:val="21"/>
                 <w:szCs w:val="21"/>
-              </w:rPr>
-            </w:pPr>
-            <w:r>
-              <w:rPr>
-                <w:rFonts w:ascii="Calibri" w:hAnsi="Calibri" w:cs="Calibri"/>
-                <w:color w:val="000000"/>
-                <w:sz w:val="21"/>
-                <w:szCs w:val="21"/>
+                <w:highlight w:val="yellow"/>
+              </w:rPr>
+            </w:pPr>
+            <w:r>
+              <w:rPr>
+                <w:rFonts w:ascii="Calibri" w:hAnsi="Calibri" w:cs="Calibri"/>
+                <w:color w:val="000000"/>
+                <w:sz w:val="21"/>
+                <w:szCs w:val="21"/>
+                <w:highlight w:val="yellow"/>
               </w:rPr>
               <w:t>3.7</w:t>
             </w:r>
@@ -1309,14 +1311,16 @@
                 <w:kern w:val="0"/>
                 <w:sz w:val="21"/>
                 <w:szCs w:val="21"/>
-              </w:rPr>
-            </w:pPr>
-            <w:r>
-              <w:rPr>
-                <w:rFonts w:ascii="Calibri" w:hAnsi="Calibri" w:cs="Calibri"/>
-                <w:color w:val="000000"/>
-                <w:sz w:val="21"/>
-                <w:szCs w:val="21"/>
+                <w:highlight w:val="yellow"/>
+              </w:rPr>
+            </w:pPr>
+            <w:r>
+              <w:rPr>
+                <w:rFonts w:ascii="Calibri" w:hAnsi="Calibri" w:cs="Calibri"/>
+                <w:color w:val="000000"/>
+                <w:sz w:val="21"/>
+                <w:szCs w:val="21"/>
+                <w:highlight w:val="yellow"/>
               </w:rPr>
               <w:t>5.8</w:t>
             </w:r>
@@ -1473,14 +1477,16 @@
                 <w:kern w:val="0"/>
                 <w:sz w:val="21"/>
                 <w:szCs w:val="21"/>
-              </w:rPr>
-            </w:pPr>
-            <w:r>
-              <w:rPr>
-                <w:rFonts w:ascii="Calibri" w:hAnsi="Calibri" w:cs="Calibri"/>
-                <w:color w:val="000000"/>
-                <w:sz w:val="21"/>
-                <w:szCs w:val="21"/>
+                <w:highlight w:val="yellow"/>
+              </w:rPr>
+            </w:pPr>
+            <w:r>
+              <w:rPr>
+                <w:rFonts w:ascii="Calibri" w:hAnsi="Calibri" w:cs="Calibri"/>
+                <w:color w:val="000000"/>
+                <w:sz w:val="21"/>
+                <w:szCs w:val="21"/>
+                <w:highlight w:val="yellow"/>
               </w:rPr>
               <w:t>5.7</w:t>
             </w:r>
@@ -1637,14 +1643,16 @@
                 <w:kern w:val="0"/>
                 <w:sz w:val="21"/>
                 <w:szCs w:val="21"/>
-              </w:rPr>
-            </w:pPr>
-            <w:r>
-              <w:rPr>
-                <w:rFonts w:ascii="Calibri" w:hAnsi="Calibri" w:cs="Calibri"/>
-                <w:color w:val="000000"/>
-                <w:sz w:val="21"/>
-                <w:szCs w:val="21"/>
+                <w:highlight w:val="yellow"/>
+              </w:rPr>
+            </w:pPr>
+            <w:r>
+              <w:rPr>
+                <w:rFonts w:ascii="Calibri" w:hAnsi="Calibri" w:cs="Calibri"/>
+                <w:color w:val="000000"/>
+                <w:sz w:val="21"/>
+                <w:szCs w:val="21"/>
+                <w:highlight w:val="yellow"/>
               </w:rPr>
               <w:t>3.9</w:t>
             </w:r>
@@ -1801,14 +1809,16 @@
                 <w:kern w:val="0"/>
                 <w:sz w:val="21"/>
                 <w:szCs w:val="21"/>
-              </w:rPr>
-            </w:pPr>
-            <w:r>
-              <w:rPr>
-                <w:rFonts w:ascii="Calibri" w:hAnsi="Calibri" w:cs="Calibri"/>
-                <w:color w:val="000000"/>
-                <w:sz w:val="21"/>
-                <w:szCs w:val="21"/>
+                <w:highlight w:val="yellow"/>
+              </w:rPr>
+            </w:pPr>
+            <w:r>
+              <w:rPr>
+                <w:rFonts w:ascii="Calibri" w:hAnsi="Calibri" w:cs="Calibri"/>
+                <w:color w:val="000000"/>
+                <w:sz w:val="21"/>
+                <w:szCs w:val="21"/>
+                <w:highlight w:val="yellow"/>
               </w:rPr>
               <w:t>4.9</w:t>
             </w:r>
@@ -1965,14 +1975,16 @@
                 <w:kern w:val="0"/>
                 <w:sz w:val="21"/>
                 <w:szCs w:val="21"/>
-              </w:rPr>
-            </w:pPr>
-            <w:r>
-              <w:rPr>
-                <w:rFonts w:ascii="Calibri" w:hAnsi="Calibri" w:cs="Calibri"/>
-                <w:color w:val="000000"/>
-                <w:sz w:val="21"/>
-                <w:szCs w:val="21"/>
+                <w:highlight w:val="yellow"/>
+              </w:rPr>
+            </w:pPr>
+            <w:r>
+              <w:rPr>
+                <w:rFonts w:ascii="Calibri" w:hAnsi="Calibri" w:cs="Calibri"/>
+                <w:color w:val="000000"/>
+                <w:sz w:val="21"/>
+                <w:szCs w:val="21"/>
+                <w:highlight w:val="yellow"/>
               </w:rPr>
               <w:t>4.4</w:t>
             </w:r>
@@ -2020,15 +2032,17 @@
                 <w:kern w:val="0"/>
                 <w:sz w:val="21"/>
                 <w:szCs w:val="21"/>
-              </w:rPr>
-            </w:pPr>
-            <w:r>
-              <w:rPr>
-                <w:rFonts w:ascii="Calibri" w:hAnsi="Calibri" w:cs="Calibri"/>
-                <w:color w:val="000000"/>
-                <w:kern w:val="0"/>
-                <w:sz w:val="21"/>
-                <w:szCs w:val="21"/>
+                <w:highlight w:val="yellow"/>
+              </w:rPr>
+            </w:pPr>
+            <w:r>
+              <w:rPr>
+                <w:rFonts w:ascii="Calibri" w:hAnsi="Calibri" w:cs="Calibri"/>
+                <w:color w:val="000000"/>
+                <w:kern w:val="0"/>
+                <w:sz w:val="21"/>
+                <w:szCs w:val="21"/>
+                <w:highlight w:val="yellow"/>
                 <w:vertAlign w:val="superscript"/>
               </w:rPr>
               <w:t xml:space="preserve">1 </w:t>
@@ -2040,6 +2054,7 @@
                 <w:kern w:val="0"/>
                 <w:sz w:val="21"/>
                 <w:szCs w:val="21"/>
+                <w:highlight w:val="yellow"/>
               </w:rPr>
               <w:t xml:space="preserve">The margin of error is at the 90% confidence level, which is what is reported by the US Census. </w:t>
             </w:r>
